--- a/其余材料/承诺书及编号专用页.docx
+++ b/其余材料/承诺书及编号专用页.docx
@@ -92,7 +92,7 @@
           </mc:Choice>
           <mc:Fallback>
             <w:pict>
-              <v:line id="_x0000_s1026" o:spid="_x0000_s1026" o:spt="20" style="position:absolute;left:0pt;margin-left:0.6pt;margin-top:4.85pt;height:0.05pt;width:435.75pt;z-index:251659264;mso-width-relative:page;mso-height-relative:page;" filled="f" stroked="t" coordsize="21600,21600" o:gfxdata="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">
+              <v:line id="_x0000_s1026" o:spid="_x0000_s1026" o:spt="20" style="position:absolute;left:0pt;margin-left:0.6pt;margin-top:4.85pt;height:0.05pt;width:435.75pt;z-index:251659264;mso-width-relative:page;mso-height-relative:page;" filled="f" stroked="t" coordsize="21600,21600" o:gfxdata="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">
                 <v:fill on="f" focussize="0,0"/>
                 <v:stroke color="#000000" joinstyle="round"/>
                 <v:imagedata o:title=""/>
@@ -138,8 +138,6 @@
         </w:rPr>
         <w:t>五</w:t>
       </w:r>
-      <w:bookmarkStart w:id="0" w:name="_GoBack"/>
-      <w:bookmarkEnd w:id="0"/>
       <w:r>
         <w:rPr>
           <w:rFonts w:hint="eastAsia" w:ascii="黑体" w:hAnsi="Courier New" w:eastAsia="黑体" w:cs="Times New Roman"/>
@@ -402,7 +400,28 @@
           <w:szCs w:val="24"/>
           <w:u w:val="single"/>
         </w:rPr>
-        <w:t xml:space="preserve">                       </w:t>
+        <w:t xml:space="preserve">   </w:t>
+      </w:r>
+      <w:r>
+        <w:rPr>
+          <w:rFonts w:hint="eastAsia" w:ascii="Times New Roman" w:hAnsi="Times New Roman" w:eastAsia="宋体" w:cs="Times New Roman"/>
+          <w:bCs/>
+          <w:sz w:val="24"/>
+          <w:szCs w:val="24"/>
+          <w:u w:val="single"/>
+          <w:lang w:val="en-US" w:eastAsia="zh-CN"/>
+        </w:rPr>
+        <w:t>B</w:t>
+      </w:r>
+      <w:r>
+        <w:rPr>
+          <w:rFonts w:hint="eastAsia" w:ascii="Times New Roman" w:hAnsi="Times New Roman" w:eastAsia="宋体" w:cs="Times New Roman"/>
+          <w:bCs/>
+          <w:sz w:val="24"/>
+          <w:szCs w:val="24"/>
+          <w:u w:val="single"/>
+        </w:rPr>
+        <w:t xml:space="preserve">                    </w:t>
       </w:r>
     </w:p>
     <w:p>
@@ -443,7 +462,28 @@
           <w:szCs w:val="24"/>
           <w:u w:val="single"/>
         </w:rPr>
-        <w:t xml:space="preserve">                           </w:t>
+        <w:t xml:space="preserve">  </w:t>
+      </w:r>
+      <w:r>
+        <w:rPr>
+          <w:rFonts w:hint="eastAsia" w:ascii="Times New Roman" w:hAnsi="Times New Roman" w:eastAsia="宋体" w:cs="Times New Roman"/>
+          <w:bCs/>
+          <w:sz w:val="24"/>
+          <w:szCs w:val="24"/>
+          <w:u w:val="single"/>
+          <w:lang w:val="en-US" w:eastAsia="zh-CN"/>
+        </w:rPr>
+        <w:t>284</w:t>
+      </w:r>
+      <w:r>
+        <w:rPr>
+          <w:rFonts w:hint="eastAsia" w:ascii="Times New Roman" w:hAnsi="Times New Roman" w:eastAsia="宋体" w:cs="Times New Roman"/>
+          <w:bCs/>
+          <w:sz w:val="24"/>
+          <w:szCs w:val="24"/>
+          <w:u w:val="single"/>
+        </w:rPr>
+        <w:t xml:space="preserve">                         </w:t>
       </w:r>
     </w:p>
     <w:p>
@@ -474,13 +514,77 @@
           <w:szCs w:val="24"/>
           <w:u w:val="single"/>
         </w:rPr>
-        <w:t xml:space="preserve">                                              </w:t>
+        <w:t xml:space="preserve">  </w:t>
+      </w:r>
+      <w:r>
+        <w:rPr>
+          <w:rFonts w:ascii="宋体" w:hAnsi="宋体" w:eastAsia="宋体" w:cs="宋体"/>
+          <w:sz w:val="24"/>
+          <w:szCs w:val="24"/>
+          <w:u w:val="single"/>
+        </w:rPr>
+        <w:drawing>
+          <wp:inline distT="0" distB="0" distL="114300" distR="114300">
+            <wp:extent cx="725170" cy="270510"/>
+            <wp:effectExtent l="0" t="0" r="5080" b="2540"/>
+            <wp:docPr id="4" name="图片 3" descr="IMG_256"/>
+            <wp:cNvGraphicFramePr>
+              <a:graphicFrameLocks xmlns:a="http://schemas.openxmlformats.org/drawingml/2006/main" noChangeAspect="1"/>
+            </wp:cNvGraphicFramePr>
+            <a:graphic xmlns:a="http://schemas.openxmlformats.org/drawingml/2006/main">
+              <a:graphicData uri="http://schemas.openxmlformats.org/drawingml/2006/picture">
+                <pic:pic xmlns:pic="http://schemas.openxmlformats.org/drawingml/2006/picture">
+                  <pic:nvPicPr>
+                    <pic:cNvPr id="4" name="图片 3" descr="IMG_256"/>
+                    <pic:cNvPicPr>
+                      <a:picLocks noChangeAspect="1"/>
+                    </pic:cNvPicPr>
+                  </pic:nvPicPr>
+                  <pic:blipFill>
+                    <a:blip r:embed="rId4"/>
+                    <a:srcRect l="-22270" t="33645"/>
+                    <a:stretch>
+                      <a:fillRect/>
+                    </a:stretch>
+                  </pic:blipFill>
+                  <pic:spPr>
+                    <a:xfrm>
+                      <a:off x="0" y="0"/>
+                      <a:ext cx="725170" cy="270510"/>
+                    </a:xfrm>
+                    <a:prstGeom prst="rect">
+                      <a:avLst/>
+                    </a:prstGeom>
+                    <a:noFill/>
+                    <a:ln w="9525">
+                      <a:noFill/>
+                    </a:ln>
+                  </pic:spPr>
+                </pic:pic>
+              </a:graphicData>
+            </a:graphic>
+          </wp:inline>
+        </w:drawing>
+      </w:r>
+      <w:r>
+        <w:rPr>
+          <w:rFonts w:hint="eastAsia" w:ascii="Times New Roman" w:hAnsi="Times New Roman" w:eastAsia="宋体" w:cs="Times New Roman"/>
+          <w:bCs/>
+          <w:sz w:val="24"/>
+          <w:szCs w:val="24"/>
+          <w:u w:val="single"/>
+        </w:rPr>
+        <w:t xml:space="preserve">                                            </w:t>
       </w:r>
     </w:p>
     <w:p>
       <w:pPr>
+        <w:numPr>
+          <w:ilvl w:val="0"/>
+          <w:numId w:val="1"/>
+        </w:numPr>
         <w:spacing w:line="360" w:lineRule="auto"/>
-        <w:ind w:firstLine="405"/>
+        <w:ind w:left="2445" w:leftChars="0" w:firstLine="0" w:firstLineChars="0"/>
         <w:rPr>
           <w:rFonts w:ascii="Times New Roman" w:hAnsi="Times New Roman" w:eastAsia="宋体" w:cs="Times New Roman"/>
           <w:bCs/>
@@ -494,24 +598,79 @@
           <w:bCs/>
           <w:sz w:val="24"/>
           <w:szCs w:val="24"/>
-        </w:rPr>
-        <w:t xml:space="preserve">                 2.</w:t>
-      </w:r>
-      <w:r>
-        <w:rPr>
-          <w:rFonts w:hint="eastAsia" w:ascii="Times New Roman" w:hAnsi="Times New Roman" w:eastAsia="宋体" w:cs="Times New Roman"/>
-          <w:bCs/>
-          <w:sz w:val="24"/>
-          <w:szCs w:val="24"/>
-          <w:u w:val="single"/>
-        </w:rPr>
-        <w:t xml:space="preserve">                                              </w:t>
+          <w:u w:val="single"/>
+        </w:rPr>
+        <w:t xml:space="preserve">    </w:t>
+      </w:r>
+      <w:r>
+        <w:rPr>
+          <w:rFonts w:ascii="宋体" w:hAnsi="宋体" w:eastAsia="宋体" w:cs="宋体"/>
+          <w:sz w:val="24"/>
+          <w:szCs w:val="24"/>
+          <w:u w:val="single"/>
+        </w:rPr>
+        <w:drawing>
+          <wp:inline distT="0" distB="0" distL="114300" distR="114300">
+            <wp:extent cx="609600" cy="236220"/>
+            <wp:effectExtent l="0" t="0" r="0" b="5080"/>
+            <wp:docPr id="3" name="图片 2" descr="IMG_256"/>
+            <wp:cNvGraphicFramePr>
+              <a:graphicFrameLocks xmlns:a="http://schemas.openxmlformats.org/drawingml/2006/main" noChangeAspect="1"/>
+            </wp:cNvGraphicFramePr>
+            <a:graphic xmlns:a="http://schemas.openxmlformats.org/drawingml/2006/main">
+              <a:graphicData uri="http://schemas.openxmlformats.org/drawingml/2006/picture">
+                <pic:pic xmlns:pic="http://schemas.openxmlformats.org/drawingml/2006/picture">
+                  <pic:nvPicPr>
+                    <pic:cNvPr id="3" name="图片 2" descr="IMG_256"/>
+                    <pic:cNvPicPr>
+                      <a:picLocks noChangeAspect="1"/>
+                    </pic:cNvPicPr>
+                  </pic:nvPicPr>
+                  <pic:blipFill>
+                    <a:blip r:embed="rId5"/>
+                    <a:srcRect l="17476" t="39750" b="26099"/>
+                    <a:stretch>
+                      <a:fillRect/>
+                    </a:stretch>
+                  </pic:blipFill>
+                  <pic:spPr>
+                    <a:xfrm>
+                      <a:off x="0" y="0"/>
+                      <a:ext cx="609600" cy="236220"/>
+                    </a:xfrm>
+                    <a:prstGeom prst="rect">
+                      <a:avLst/>
+                    </a:prstGeom>
+                    <a:noFill/>
+                    <a:ln w="9525">
+                      <a:noFill/>
+                    </a:ln>
+                  </pic:spPr>
+                </pic:pic>
+              </a:graphicData>
+            </a:graphic>
+          </wp:inline>
+        </w:drawing>
+      </w:r>
+      <w:r>
+        <w:rPr>
+          <w:rFonts w:hint="eastAsia" w:ascii="Times New Roman" w:hAnsi="Times New Roman" w:eastAsia="宋体" w:cs="Times New Roman"/>
+          <w:bCs/>
+          <w:sz w:val="24"/>
+          <w:szCs w:val="24"/>
+          <w:u w:val="single"/>
+        </w:rPr>
+        <w:t xml:space="preserve">                                         </w:t>
       </w:r>
     </w:p>
     <w:p>
       <w:pPr>
+        <w:numPr>
+          <w:ilvl w:val="0"/>
+          <w:numId w:val="1"/>
+        </w:numPr>
         <w:spacing w:line="360" w:lineRule="auto"/>
-        <w:ind w:firstLine="405"/>
+        <w:ind w:left="2445" w:leftChars="0" w:firstLine="0" w:firstLineChars="0"/>
         <w:rPr>
           <w:rFonts w:ascii="Times New Roman" w:hAnsi="Times New Roman" w:eastAsia="宋体" w:cs="Times New Roman"/>
           <w:bCs/>
@@ -525,18 +684,69 @@
           <w:bCs/>
           <w:sz w:val="24"/>
           <w:szCs w:val="24"/>
-        </w:rPr>
-        <w:t xml:space="preserve">                 3.</w:t>
-      </w:r>
-      <w:r>
-        <w:rPr>
-          <w:rFonts w:hint="eastAsia" w:ascii="Times New Roman" w:hAnsi="Times New Roman" w:eastAsia="宋体" w:cs="Times New Roman"/>
-          <w:bCs/>
-          <w:sz w:val="24"/>
-          <w:szCs w:val="24"/>
-          <w:u w:val="single"/>
-        </w:rPr>
-        <w:t xml:space="preserve">                                              </w:t>
+          <w:u w:val="single"/>
+        </w:rPr>
+        <w:t xml:space="preserve">  </w:t>
+      </w:r>
+      <w:r>
+        <w:rPr>
+          <w:rFonts w:ascii="宋体" w:hAnsi="宋体" w:eastAsia="宋体" w:cs="宋体"/>
+          <w:sz w:val="24"/>
+          <w:szCs w:val="24"/>
+          <w:u w:val="single"/>
+        </w:rPr>
+        <w:drawing>
+          <wp:inline distT="0" distB="0" distL="114300" distR="114300">
+            <wp:extent cx="424815" cy="253365"/>
+            <wp:effectExtent l="0" t="0" r="635" b="635"/>
+            <wp:docPr id="1" name="图片 1" descr="IMG_256"/>
+            <wp:cNvGraphicFramePr>
+              <a:graphicFrameLocks xmlns:a="http://schemas.openxmlformats.org/drawingml/2006/main" noChangeAspect="1"/>
+            </wp:cNvGraphicFramePr>
+            <a:graphic xmlns:a="http://schemas.openxmlformats.org/drawingml/2006/main">
+              <a:graphicData uri="http://schemas.openxmlformats.org/drawingml/2006/picture">
+                <pic:pic xmlns:pic="http://schemas.openxmlformats.org/drawingml/2006/picture">
+                  <pic:nvPicPr>
+                    <pic:cNvPr id="1" name="图片 1" descr="IMG_256"/>
+                    <pic:cNvPicPr>
+                      <a:picLocks noChangeAspect="1"/>
+                    </pic:cNvPicPr>
+                  </pic:nvPicPr>
+                  <pic:blipFill>
+                    <a:blip r:embed="rId6"/>
+                    <a:srcRect l="21384" t="55154" r="28694" b="10888"/>
+                    <a:stretch>
+                      <a:fillRect/>
+                    </a:stretch>
+                  </pic:blipFill>
+                  <pic:spPr>
+                    <a:xfrm>
+                      <a:off x="0" y="0"/>
+                      <a:ext cx="424815" cy="253365"/>
+                    </a:xfrm>
+                    <a:prstGeom prst="rect">
+                      <a:avLst/>
+                    </a:prstGeom>
+                    <a:noFill/>
+                    <a:ln w="9525">
+                      <a:noFill/>
+                    </a:ln>
+                  </pic:spPr>
+                </pic:pic>
+              </a:graphicData>
+            </a:graphic>
+          </wp:inline>
+        </w:drawing>
+      </w:r>
+      <w:r>
+        <w:rPr>
+          <w:rFonts w:hint="eastAsia" w:ascii="Times New Roman" w:hAnsi="Times New Roman" w:eastAsia="宋体" w:cs="Times New Roman"/>
+          <w:bCs/>
+          <w:sz w:val="24"/>
+          <w:szCs w:val="24"/>
+          <w:u w:val="single"/>
+        </w:rPr>
+        <w:t xml:space="preserve">                                           </w:t>
       </w:r>
     </w:p>
     <w:p>
@@ -599,7 +809,7 @@
           <w:szCs w:val="24"/>
           <w:u w:val="single"/>
         </w:rPr>
-        <w:t xml:space="preserve">        </w:t>
+        <w:t xml:space="preserve"> </w:t>
       </w:r>
       <w:r>
         <w:rPr>
@@ -607,6 +817,27 @@
           <w:kern w:val="0"/>
           <w:sz w:val="24"/>
           <w:szCs w:val="24"/>
+          <w:u w:val="single"/>
+          <w:lang w:val="en-US" w:eastAsia="zh-CN"/>
+        </w:rPr>
+        <w:t>2026</w:t>
+      </w:r>
+      <w:r>
+        <w:rPr>
+          <w:rFonts w:hint="eastAsia" w:ascii="宋体" w:hAnsi="宋体" w:eastAsia="宋体" w:cs="宋体"/>
+          <w:kern w:val="0"/>
+          <w:sz w:val="24"/>
+          <w:szCs w:val="24"/>
+          <w:u w:val="single"/>
+        </w:rPr>
+        <w:t xml:space="preserve">  </w:t>
+      </w:r>
+      <w:r>
+        <w:rPr>
+          <w:rFonts w:hint="eastAsia" w:ascii="宋体" w:hAnsi="宋体" w:eastAsia="宋体" w:cs="宋体"/>
+          <w:kern w:val="0"/>
+          <w:sz w:val="24"/>
+          <w:szCs w:val="24"/>
         </w:rPr>
         <w:t>年</w:t>
       </w:r>
@@ -618,7 +849,7 @@
           <w:szCs w:val="24"/>
           <w:u w:val="single"/>
         </w:rPr>
-        <w:t xml:space="preserve">    </w:t>
+        <w:t xml:space="preserve">  </w:t>
       </w:r>
       <w:r>
         <w:rPr>
@@ -626,6 +857,27 @@
           <w:kern w:val="0"/>
           <w:sz w:val="24"/>
           <w:szCs w:val="24"/>
+          <w:u w:val="single"/>
+          <w:lang w:val="en-US" w:eastAsia="zh-CN"/>
+        </w:rPr>
+        <w:t>1</w:t>
+      </w:r>
+      <w:r>
+        <w:rPr>
+          <w:rFonts w:hint="eastAsia" w:ascii="宋体" w:hAnsi="宋体" w:eastAsia="宋体" w:cs="宋体"/>
+          <w:kern w:val="0"/>
+          <w:sz w:val="24"/>
+          <w:szCs w:val="24"/>
+          <w:u w:val="single"/>
+        </w:rPr>
+        <w:t xml:space="preserve">  </w:t>
+      </w:r>
+      <w:r>
+        <w:rPr>
+          <w:rFonts w:hint="eastAsia" w:ascii="宋体" w:hAnsi="宋体" w:eastAsia="宋体" w:cs="宋体"/>
+          <w:kern w:val="0"/>
+          <w:sz w:val="24"/>
+          <w:szCs w:val="24"/>
         </w:rPr>
         <w:t>月</w:t>
       </w:r>
@@ -637,7 +889,28 @@
           <w:szCs w:val="24"/>
           <w:u w:val="single"/>
         </w:rPr>
-        <w:t xml:space="preserve">    </w:t>
+        <w:t xml:space="preserve"> </w:t>
+      </w:r>
+      <w:r>
+        <w:rPr>
+          <w:rFonts w:hint="eastAsia" w:ascii="宋体" w:hAnsi="宋体" w:eastAsia="宋体" w:cs="宋体"/>
+          <w:kern w:val="0"/>
+          <w:sz w:val="24"/>
+          <w:szCs w:val="24"/>
+          <w:u w:val="single"/>
+          <w:lang w:val="en-US" w:eastAsia="zh-CN"/>
+        </w:rPr>
+        <w:t>20</w:t>
+      </w:r>
+      <w:r>
+        <w:rPr>
+          <w:rFonts w:hint="eastAsia" w:ascii="宋体" w:hAnsi="宋体" w:eastAsia="宋体" w:cs="宋体"/>
+          <w:kern w:val="0"/>
+          <w:sz w:val="24"/>
+          <w:szCs w:val="24"/>
+          <w:u w:val="single"/>
+        </w:rPr>
+        <w:t xml:space="preserve"> </w:t>
       </w:r>
       <w:r>
         <w:rPr>
@@ -681,12 +954,26 @@
         <w:rPr>
           <w:sz w:val="24"/>
         </w:rPr>
-        <w:t>哈尔滨工业大学（深圳</w:t>
+        <w:t>哈尔滨工业大学</w:t>
       </w:r>
       <w:r>
         <w:rPr>
           <w:rFonts w:hint="eastAsia"/>
           <w:sz w:val="24"/>
+          <w:lang w:val="en-US" w:eastAsia="zh-CN"/>
+        </w:rPr>
+        <w:t xml:space="preserve"> </w:t>
+      </w:r>
+      <w:r>
+        <w:rPr>
+          <w:sz w:val="24"/>
+        </w:rPr>
+        <w:t>（深圳</w:t>
+      </w:r>
+      <w:r>
+        <w:rPr>
+          <w:rFonts w:hint="eastAsia"/>
+          <w:sz w:val="24"/>
         </w:rPr>
         <w:t>）“弘理杯”</w:t>
       </w:r>
@@ -718,6 +1005,13 @@
           <w:rFonts w:hint="eastAsia"/>
         </w:rPr>
         <w:t xml:space="preserve"> </w:t>
+      </w:r>
+      <w:r>
+        <w:rPr>
+          <w:rFonts w:hint="eastAsia"/>
+          <w:lang w:val="en-US" w:eastAsia="zh-CN"/>
+        </w:rPr>
+        <w:t>B</w:t>
       </w:r>
       <w:r>
         <w:t xml:space="preserve"> ）</w:t>
@@ -780,7 +1074,12 @@
             <w:insideH w:val="single" w:color="auto" w:sz="4" w:space="0"/>
             <w:insideV w:val="single" w:color="auto" w:sz="4" w:space="0"/>
           </w:tblBorders>
-          <w:tblLayout w:type="fixed"/>
+          <w:tblCellMar>
+            <w:top w:w="0" w:type="dxa"/>
+            <w:left w:w="108" w:type="dxa"/>
+            <w:bottom w:w="0" w:type="dxa"/>
+            <w:right w:w="108" w:type="dxa"/>
+          </w:tblCellMar>
         </w:tblPrEx>
         <w:tc>
           <w:tcPr>
@@ -859,7 +1158,6 @@
             <w:insideH w:val="single" w:color="auto" w:sz="4" w:space="0"/>
             <w:insideV w:val="single" w:color="auto" w:sz="4" w:space="0"/>
           </w:tblBorders>
-          <w:tblLayout w:type="fixed"/>
           <w:tblCellMar>
             <w:top w:w="0" w:type="dxa"/>
             <w:left w:w="108" w:type="dxa"/>
@@ -892,9 +1190,17 @@
           <w:p>
             <w:pPr>
               <w:rPr>
-                <w:rFonts w:ascii="楷体" w:hAnsi="楷体" w:eastAsia="楷体"/>
+                <w:rFonts w:hint="default" w:ascii="楷体" w:hAnsi="楷体" w:eastAsia="楷体"/>
+                <w:lang w:val="en-US" w:eastAsia="zh-CN"/>
               </w:rPr>
             </w:pPr>
+            <w:r>
+              <w:rPr>
+                <w:rFonts w:hint="eastAsia" w:ascii="楷体" w:hAnsi="楷体" w:eastAsia="楷体"/>
+                <w:lang w:val="en-US" w:eastAsia="zh-CN"/>
+              </w:rPr>
+              <w:t>李建霖</w:t>
+            </w:r>
           </w:p>
         </w:tc>
         <w:tc>
@@ -904,9 +1210,17 @@
           <w:p>
             <w:pPr>
               <w:rPr>
-                <w:rFonts w:ascii="楷体" w:hAnsi="楷体" w:eastAsia="楷体"/>
+                <w:rFonts w:hint="default" w:ascii="楷体" w:hAnsi="楷体" w:eastAsia="楷体"/>
+                <w:lang w:val="en-US" w:eastAsia="zh-CN"/>
               </w:rPr>
             </w:pPr>
+            <w:r>
+              <w:rPr>
+                <w:rFonts w:hint="eastAsia" w:ascii="楷体" w:hAnsi="楷体" w:eastAsia="楷体"/>
+                <w:lang w:val="en-US" w:eastAsia="zh-CN"/>
+              </w:rPr>
+              <w:t>王娅蔺</w:t>
+            </w:r>
           </w:p>
         </w:tc>
         <w:tc>
@@ -916,9 +1230,17 @@
           <w:p>
             <w:pPr>
               <w:rPr>
-                <w:rFonts w:ascii="楷体" w:hAnsi="楷体" w:eastAsia="楷体"/>
+                <w:rFonts w:hint="default" w:ascii="楷体" w:hAnsi="楷体" w:eastAsia="楷体"/>
+                <w:lang w:val="en-US" w:eastAsia="zh-CN"/>
               </w:rPr>
             </w:pPr>
+            <w:r>
+              <w:rPr>
+                <w:rFonts w:hint="eastAsia" w:ascii="楷体" w:hAnsi="楷体" w:eastAsia="楷体"/>
+                <w:lang w:val="en-US" w:eastAsia="zh-CN"/>
+              </w:rPr>
+              <w:t>黄阅</w:t>
+            </w:r>
           </w:p>
         </w:tc>
       </w:tr>
@@ -932,7 +1254,6 @@
             <w:insideH w:val="single" w:color="auto" w:sz="4" w:space="0"/>
             <w:insideV w:val="single" w:color="auto" w:sz="4" w:space="0"/>
           </w:tblBorders>
-          <w:tblLayout w:type="fixed"/>
           <w:tblCellMar>
             <w:top w:w="0" w:type="dxa"/>
             <w:left w:w="108" w:type="dxa"/>
@@ -965,9 +1286,17 @@
           <w:p>
             <w:pPr>
               <w:rPr>
-                <w:rFonts w:ascii="楷体" w:hAnsi="楷体" w:eastAsia="楷体"/>
+                <w:rFonts w:hint="default" w:ascii="楷体" w:hAnsi="楷体" w:eastAsia="楷体"/>
+                <w:lang w:val="en-US" w:eastAsia="zh-CN"/>
               </w:rPr>
             </w:pPr>
+            <w:r>
+              <w:rPr>
+                <w:rFonts w:hint="eastAsia" w:ascii="楷体" w:hAnsi="楷体" w:eastAsia="楷体"/>
+                <w:lang w:val="en-US" w:eastAsia="zh-CN"/>
+              </w:rPr>
+              <w:t>2024311433</w:t>
+            </w:r>
           </w:p>
         </w:tc>
         <w:tc>
@@ -980,6 +1309,12 @@
                 <w:rFonts w:ascii="楷体" w:hAnsi="楷体" w:eastAsia="楷体"/>
               </w:rPr>
             </w:pPr>
+            <w:r>
+              <w:rPr>
+                <w:rFonts w:hint="eastAsia" w:ascii="楷体" w:hAnsi="楷体" w:eastAsia="楷体"/>
+              </w:rPr>
+              <w:t>2024311640</w:t>
+            </w:r>
           </w:p>
         </w:tc>
         <w:tc>
@@ -992,6 +1327,12 @@
                 <w:rFonts w:ascii="楷体" w:hAnsi="楷体" w:eastAsia="楷体"/>
               </w:rPr>
             </w:pPr>
+            <w:r>
+              <w:rPr>
+                <w:rFonts w:hint="eastAsia" w:ascii="楷体" w:hAnsi="楷体" w:eastAsia="楷体"/>
+              </w:rPr>
+              <w:t>2024311527</w:t>
+            </w:r>
           </w:p>
         </w:tc>
       </w:tr>
@@ -1005,7 +1346,6 @@
             <w:insideH w:val="single" w:color="auto" w:sz="4" w:space="0"/>
             <w:insideV w:val="single" w:color="auto" w:sz="4" w:space="0"/>
           </w:tblBorders>
-          <w:tblLayout w:type="fixed"/>
           <w:tblCellMar>
             <w:top w:w="0" w:type="dxa"/>
             <w:left w:w="108" w:type="dxa"/>
@@ -1038,9 +1378,17 @@
           <w:p>
             <w:pPr>
               <w:rPr>
-                <w:rFonts w:ascii="楷体" w:hAnsi="楷体" w:eastAsia="楷体"/>
+                <w:rFonts w:hint="default" w:ascii="楷体" w:hAnsi="楷体" w:eastAsia="楷体"/>
+                <w:lang w:val="en-US" w:eastAsia="zh-CN"/>
               </w:rPr>
             </w:pPr>
+            <w:r>
+              <w:rPr>
+                <w:rFonts w:hint="eastAsia" w:ascii="楷体" w:hAnsi="楷体" w:eastAsia="楷体"/>
+                <w:lang w:val="en-US" w:eastAsia="zh-CN"/>
+              </w:rPr>
+              <w:t>2024级</w:t>
+            </w:r>
           </w:p>
         </w:tc>
         <w:tc>
@@ -1050,9 +1398,17 @@
           <w:p>
             <w:pPr>
               <w:rPr>
-                <w:rFonts w:ascii="楷体" w:hAnsi="楷体" w:eastAsia="楷体"/>
+                <w:rFonts w:hint="default" w:ascii="楷体" w:hAnsi="楷体" w:eastAsia="楷体"/>
+                <w:lang w:val="en-US" w:eastAsia="zh-CN"/>
               </w:rPr>
             </w:pPr>
+            <w:r>
+              <w:rPr>
+                <w:rFonts w:hint="eastAsia" w:ascii="楷体" w:hAnsi="楷体" w:eastAsia="楷体"/>
+                <w:lang w:val="en-US" w:eastAsia="zh-CN"/>
+              </w:rPr>
+              <w:t>2024级</w:t>
+            </w:r>
           </w:p>
         </w:tc>
         <w:tc>
@@ -1062,14 +1418,25 @@
           <w:p>
             <w:pPr>
               <w:rPr>
-                <w:rFonts w:ascii="楷体" w:hAnsi="楷体" w:eastAsia="楷体"/>
+                <w:rFonts w:hint="default" w:ascii="楷体" w:hAnsi="楷体" w:eastAsia="楷体"/>
+                <w:lang w:val="en-US" w:eastAsia="zh-CN"/>
               </w:rPr>
             </w:pPr>
+            <w:r>
+              <w:rPr>
+                <w:rFonts w:hint="eastAsia" w:ascii="楷体" w:hAnsi="楷体" w:eastAsia="楷体"/>
+                <w:lang w:val="en-US" w:eastAsia="zh-CN"/>
+              </w:rPr>
+              <w:t>2024级</w:t>
+            </w:r>
           </w:p>
         </w:tc>
       </w:tr>
     </w:tbl>
-    <w:p/>
+    <w:p>
+      <w:bookmarkStart w:id="0" w:name="_GoBack"/>
+      <w:bookmarkEnd w:id="0"/>
+    </w:p>
     <w:sectPr>
       <w:pgSz w:w="11906" w:h="16838"/>
       <w:pgMar w:top="1440" w:right="1800" w:bottom="1440" w:left="1800" w:header="851" w:footer="992" w:gutter="0"/>
@@ -1080,14 +1447,38 @@
 </w:document>
 </file>
 
+<file path=word/numbering.xml><?xml version="1.0" encoding="utf-8"?>
+<w:numbering xmlns:wpc="http://schemas.microsoft.com/office/word/2010/wordprocessingCanvas" xmlns:mc="http://schemas.openxmlformats.org/markup-compatibility/2006" xmlns:o="urn:schemas-microsoft-com:office:office" xmlns:r="http://schemas.openxmlformats.org/officeDocument/2006/relationships" xmlns:m="http://schemas.openxmlformats.org/officeDocument/2006/math" xmlns:v="urn:schemas-microsoft-com:vml" xmlns:wp14="http://schemas.microsoft.com/office/word/2010/wordprocessingDrawing" xmlns:wp="http://schemas.openxmlformats.org/drawingml/2006/wordprocessingDrawing" xmlns:w10="urn:schemas-microsoft-com:office:word" xmlns:w="http://schemas.openxmlformats.org/wordprocessingml/2006/main" xmlns:w14="http://schemas.microsoft.com/office/word/2010/wordml" xmlns:wpg="http://schemas.microsoft.com/office/word/2010/wordprocessingGroup" xmlns:wpi="http://schemas.microsoft.com/office/word/2010/wordprocessingInk" xmlns:wne="http://schemas.microsoft.com/office/word/2006/wordml" xmlns:wps="http://schemas.microsoft.com/office/word/2010/wordprocessingShape" xmlns:wpsCustomData="http://www.wps.cn/officeDocument/2013/wpsCustomData" mc:Ignorable="w14 wp14">
+  <w:abstractNum w:abstractNumId="0">
+    <w:nsid w:val="BABF07FC"/>
+    <w:multiLevelType w:val="singleLevel"/>
+    <w:tmpl w:val="BABF07FC"/>
+    <w:lvl w:ilvl="0" w:tentative="0">
+      <w:start w:val="2"/>
+      <w:numFmt w:val="decimal"/>
+      <w:suff w:val="space"/>
+      <w:lvlText w:val="%1."/>
+      <w:lvlJc w:val="left"/>
+      <w:pPr>
+        <w:ind w:left="2445" w:leftChars="0" w:firstLine="0" w:firstLineChars="0"/>
+      </w:pPr>
+    </w:lvl>
+  </w:abstractNum>
+  <w:num w:numId="1">
+    <w:abstractNumId w:val="0"/>
+  </w:num>
+</w:numbering>
+</file>
+
 <file path=word/styles.xml><?xml version="1.0" encoding="utf-8"?>
-<w:styles xmlns:mc="http://schemas.openxmlformats.org/markup-compatibility/2006" xmlns:o="urn:schemas-microsoft-com:office:office" xmlns:r="http://schemas.openxmlformats.org/officeDocument/2006/relationships" xmlns:m="http://schemas.openxmlformats.org/officeDocument/2006/math" xmlns:v="urn:schemas-microsoft-com:vml" xmlns:w="http://schemas.openxmlformats.org/wordprocessingml/2006/main" xmlns:w14="http://schemas.microsoft.com/office/word/2010/wordml" xmlns:w10="urn:schemas-microsoft-com:office:word" xmlns:sl="http://schemas.openxmlformats.org/schemaLibrary/2006/main" mc:Ignorable="w14">
+<w:styles xmlns:mc="http://schemas.openxmlformats.org/markup-compatibility/2006" xmlns:o="urn:schemas-microsoft-com:office:office" xmlns:r="http://schemas.openxmlformats.org/officeDocument/2006/relationships" xmlns:m="http://schemas.openxmlformats.org/officeDocument/2006/math" xmlns:v="urn:schemas-microsoft-com:vml" xmlns:w="http://schemas.openxmlformats.org/wordprocessingml/2006/main" xmlns:w14="http://schemas.microsoft.com/office/word/2010/wordml" xmlns:w10="urn:schemas-microsoft-com:office:word" xmlns:sl="http://schemas.openxmlformats.org/schemaLibrary/2006/main" xmlns:wpsCustomData="http://www.wps.cn/officeDocument/2013/wpsCustomData" mc:Ignorable="w14">
   <w:docDefaults>
     <w:rPrDefault>
       <w:rPr>
-        <w:rFonts w:asciiTheme="minorHAnsi" w:hAnsiTheme="minorHAnsi" w:eastAsiaTheme="minorEastAsia" w:cstheme="minorBidi"/>
+        <w:rFonts w:ascii="Times New Roman" w:hAnsi="Times New Roman" w:eastAsia="宋体" w:cs="Times New Roman"/>
       </w:rPr>
     </w:rPrDefault>
+    <w:pPrDefault/>
   </w:docDefaults>
   <w:latentStyles w:count="260" w:defQFormat="0" w:defUnhideWhenUsed="1" w:defSemiHidden="1" w:defUIPriority="99" w:defLockedState="0">
     <w:lsdException w:qFormat="1" w:unhideWhenUsed="0" w:uiPriority="0" w:semiHidden="0" w:name="Normal"/>
@@ -1122,7 +1513,7 @@
     <w:lsdException w:uiPriority="99" w:name="footnote text"/>
     <w:lsdException w:uiPriority="99" w:name="annotation text"/>
     <w:lsdException w:qFormat="1" w:uiPriority="99" w:semiHidden="0" w:name="header"/>
-    <w:lsdException w:uiPriority="99" w:semiHidden="0" w:name="footer"/>
+    <w:lsdException w:qFormat="1" w:uiPriority="99" w:semiHidden="0" w:name="footer"/>
     <w:lsdException w:uiPriority="99" w:name="index heading"/>
     <w:lsdException w:qFormat="1" w:uiPriority="35" w:name="caption"/>
     <w:lsdException w:uiPriority="99" w:name="table of figures"/>
@@ -1193,7 +1584,7 @@
     <w:lsdException w:uiPriority="99" w:name="HTML Sample"/>
     <w:lsdException w:uiPriority="99" w:name="HTML Typewriter"/>
     <w:lsdException w:uiPriority="99" w:name="HTML Variable"/>
-    <w:lsdException w:uiPriority="99" w:name="Normal Table"/>
+    <w:lsdException w:qFormat="1" w:uiPriority="99" w:name="Normal Table"/>
     <w:lsdException w:uiPriority="99" w:name="annotation subject"/>
     <w:lsdException w:uiPriority="99" w:name="Table Simple 1"/>
     <w:lsdException w:uiPriority="99" w:name="Table Simple 2"/>
@@ -1238,7 +1629,7 @@
     <w:lsdException w:uiPriority="99" w:name="Table Web 2"/>
     <w:lsdException w:uiPriority="99" w:name="Table Web 3"/>
     <w:lsdException w:uiPriority="99" w:name="Balloon Text"/>
-    <w:lsdException w:unhideWhenUsed="0" w:uiPriority="39" w:semiHidden="0" w:name="Table Grid"/>
+    <w:lsdException w:qFormat="1" w:unhideWhenUsed="0" w:uiPriority="39" w:semiHidden="0" w:name="Table Grid"/>
     <w:lsdException w:uiPriority="99" w:name="Table Theme"/>
     <w:lsdException w:unhideWhenUsed="0" w:uiPriority="60" w:semiHidden="0" w:name="Light Shading"/>
     <w:lsdException w:unhideWhenUsed="0" w:uiPriority="61" w:semiHidden="0" w:name="Light List"/>
@@ -1452,9 +1843,9 @@
     <w:name w:val="Normal Table"/>
     <w:semiHidden/>
     <w:unhideWhenUsed/>
+    <w:qFormat/>
     <w:uiPriority w:val="99"/>
     <w:tblPr>
-      <w:tblLayout w:type="fixed"/>
       <w:tblCellMar>
         <w:top w:w="0" w:type="dxa"/>
         <w:left w:w="108" w:type="dxa"/>
@@ -1468,6 +1859,7 @@
     <w:basedOn w:val="1"/>
     <w:link w:val="18"/>
     <w:unhideWhenUsed/>
+    <w:qFormat/>
     <w:uiPriority w:val="99"/>
     <w:pPr>
       <w:tabs>
@@ -1508,6 +1900,7 @@
   <w:style w:type="table" w:styleId="9">
     <w:name w:val="Table Grid"/>
     <w:basedOn w:val="8"/>
+    <w:qFormat/>
     <w:uiPriority w:val="39"/>
     <w:tblPr>
       <w:tblBorders>
@@ -1518,12 +1911,12 @@
         <w:insideH w:val="single" w:color="auto" w:sz="4" w:space="0"/>
         <w:insideV w:val="single" w:color="auto" w:sz="4" w:space="0"/>
       </w:tblBorders>
-      <w:tblLayout w:type="fixed"/>
     </w:tblPr>
   </w:style>
   <w:style w:type="paragraph" w:customStyle="1" w:styleId="11">
     <w:name w:val="reader-word-layer"/>
     <w:basedOn w:val="1"/>
+    <w:qFormat/>
     <w:uiPriority w:val="0"/>
     <w:pPr>
       <w:widowControl/>
@@ -1540,6 +1933,7 @@
   <w:style w:type="paragraph" w:customStyle="1" w:styleId="12">
     <w:name w:val="标题1"/>
     <w:basedOn w:val="1"/>
+    <w:qFormat/>
     <w:uiPriority w:val="0"/>
     <w:pPr>
       <w:widowControl/>
@@ -1597,6 +1991,7 @@
     <w:name w:val="标题 4 字符"/>
     <w:basedOn w:val="10"/>
     <w:link w:val="5"/>
+    <w:qFormat/>
     <w:uiPriority w:val="9"/>
     <w:rPr>
       <w:rFonts w:asciiTheme="majorHAnsi" w:hAnsiTheme="majorHAnsi" w:eastAsiaTheme="majorEastAsia" w:cstheme="majorBidi"/>
@@ -1610,6 +2005,7 @@
     <w:name w:val="页眉 字符"/>
     <w:basedOn w:val="10"/>
     <w:link w:val="7"/>
+    <w:qFormat/>
     <w:uiPriority w:val="99"/>
     <w:rPr>
       <w:sz w:val="18"/>
@@ -1620,6 +2016,7 @@
     <w:name w:val="页脚 字符"/>
     <w:basedOn w:val="10"/>
     <w:link w:val="6"/>
+    <w:qFormat/>
     <w:uiPriority w:val="99"/>
     <w:rPr>
       <w:sz w:val="18"/>
@@ -1637,7 +2034,7 @@
         <a:sysClr val="windowText" lastClr="000000"/>
       </a:dk1>
       <a:lt1>
-        <a:sysClr val="window" lastClr="FFFFFF"/>
+        <a:sysClr val="window" lastClr="CCE8CF"/>
       </a:lt1>
       <a:dk2>
         <a:srgbClr val="44546A"/>
@@ -1886,9 +2283,7 @@
 
 <file path=customXml/item1.xml><?xml version="1.0" encoding="utf-8"?>
 <s:customData xmlns="http://www.wps.cn/officeDocument/2013/wpsCustomData" xmlns:s="http://www.wps.cn/officeDocument/2013/wpsCustomData">
-  <customSectProps>
-    <customSectPr/>
-  </customSectProps>
+  <customSectProps/>
   <customShpExts>
     <customShpInfo spid="_x0000_s1026" textRotate="1"/>
   </customShpExts>
